--- a/Assets/Document/云熹约定项目文档/2.文案大纲&序章/人设大纲+设计tips.docx
+++ b/Assets/Document/云熹约定项目文档/2.文案大纲&序章/人设大纲+设计tips.docx
@@ -423,77 +423,87 @@
           <w:lang w:val="en-US" w:eastAsia="zh-CN"/>
         </w:rPr>
       </w:pPr>
+      <w:r>
+        <w:rPr>
+          <w:rFonts w:hint="eastAsia"/>
+          <w:sz w:val="28"/>
+          <w:szCs w:val="28"/>
+          <w:lang w:val="en-US" w:eastAsia="zh-CN"/>
+        </w:rPr>
+        <w:t>年龄：25</w:t>
+      </w:r>
+    </w:p>
+    <w:p>
+      <w:pPr>
+        <w:spacing w:line="360" w:lineRule="auto"/>
+        <w:rPr>
+          <w:rFonts w:hint="default"/>
+          <w:sz w:val="28"/>
+          <w:szCs w:val="28"/>
+          <w:lang w:val="en-US" w:eastAsia="zh-CN"/>
+        </w:rPr>
+      </w:pPr>
+    </w:p>
+    <w:p>
+      <w:pPr>
+        <w:spacing w:line="360" w:lineRule="auto"/>
+        <w:rPr>
+          <w:rFonts w:hint="eastAsia"/>
+          <w:sz w:val="28"/>
+          <w:szCs w:val="28"/>
+          <w:lang w:val="en-US" w:eastAsia="zh-CN"/>
+        </w:rPr>
+      </w:pPr>
+      <w:r>
+        <w:rPr>
+          <w:rFonts w:hint="eastAsia"/>
+          <w:sz w:val="28"/>
+          <w:szCs w:val="28"/>
+          <w:lang w:val="en-US" w:eastAsia="zh-CN"/>
+        </w:rPr>
+        <w:t>身份：工作三年的新媒体运营</w:t>
+      </w:r>
+    </w:p>
+    <w:p>
+      <w:pPr>
+        <w:spacing w:line="360" w:lineRule="auto"/>
+        <w:rPr>
+          <w:rFonts w:hint="eastAsia"/>
+          <w:sz w:val="28"/>
+          <w:szCs w:val="28"/>
+          <w:lang w:val="en-US" w:eastAsia="zh-CN"/>
+        </w:rPr>
+      </w:pPr>
+    </w:p>
+    <w:p>
+      <w:pPr>
+        <w:spacing w:line="360" w:lineRule="auto"/>
+        <w:rPr>
+          <w:rFonts w:hint="eastAsia"/>
+          <w:sz w:val="28"/>
+          <w:szCs w:val="28"/>
+          <w:lang w:val="en-US" w:eastAsia="zh-CN"/>
+        </w:rPr>
+      </w:pPr>
+      <w:r>
+        <w:rPr>
+          <w:rFonts w:hint="eastAsia"/>
+          <w:sz w:val="28"/>
+          <w:szCs w:val="28"/>
+          <w:lang w:val="en-US" w:eastAsia="zh-CN"/>
+        </w:rPr>
+        <w:t>性格：is</w:t>
+      </w:r>
       <w:bookmarkStart w:id="0" w:name="_GoBack"/>
-      <w:r>
-        <w:rPr>
-          <w:rFonts w:hint="eastAsia"/>
-          <w:sz w:val="28"/>
-          <w:szCs w:val="28"/>
-          <w:lang w:val="en-US" w:eastAsia="zh-CN"/>
-        </w:rPr>
-        <w:t>年龄：25</w:t>
-      </w:r>
-    </w:p>
-    <w:p>
-      <w:pPr>
-        <w:spacing w:line="360" w:lineRule="auto"/>
-        <w:rPr>
-          <w:rFonts w:hint="default"/>
-          <w:sz w:val="28"/>
-          <w:szCs w:val="28"/>
-          <w:lang w:val="en-US" w:eastAsia="zh-CN"/>
-        </w:rPr>
-      </w:pPr>
-    </w:p>
-    <w:p>
-      <w:pPr>
-        <w:spacing w:line="360" w:lineRule="auto"/>
-        <w:rPr>
-          <w:rFonts w:hint="eastAsia"/>
-          <w:sz w:val="28"/>
-          <w:szCs w:val="28"/>
-          <w:lang w:val="en-US" w:eastAsia="zh-CN"/>
-        </w:rPr>
-      </w:pPr>
-      <w:r>
-        <w:rPr>
-          <w:rFonts w:hint="eastAsia"/>
-          <w:sz w:val="28"/>
-          <w:szCs w:val="28"/>
-          <w:lang w:val="en-US" w:eastAsia="zh-CN"/>
-        </w:rPr>
-        <w:t>身份：工作三年的新媒体运营</w:t>
-      </w:r>
-    </w:p>
-    <w:p>
-      <w:pPr>
-        <w:spacing w:line="360" w:lineRule="auto"/>
-        <w:rPr>
-          <w:rFonts w:hint="eastAsia"/>
-          <w:sz w:val="28"/>
-          <w:szCs w:val="28"/>
-          <w:lang w:val="en-US" w:eastAsia="zh-CN"/>
-        </w:rPr>
-      </w:pPr>
-    </w:p>
-    <w:p>
-      <w:pPr>
-        <w:spacing w:line="360" w:lineRule="auto"/>
-        <w:rPr>
-          <w:rFonts w:hint="eastAsia"/>
-          <w:sz w:val="28"/>
-          <w:szCs w:val="28"/>
-          <w:lang w:val="en-US" w:eastAsia="zh-CN"/>
-        </w:rPr>
-      </w:pPr>
-      <w:r>
-        <w:rPr>
-          <w:rFonts w:hint="eastAsia"/>
-          <w:sz w:val="28"/>
-          <w:szCs w:val="28"/>
-          <w:lang w:val="en-US" w:eastAsia="zh-CN"/>
-        </w:rPr>
-        <w:t>性格：enfp，开朗、有活力，观察细致、对热点事件感知敏锐、嫉恶如仇，小有余钱（性格方面主要重侧面刻画，如出现的选项应符合女主人设，但文本中无需强调女主性格，太鲜明的性格让玩家没有代入感）</w:t>
+      <w:bookmarkEnd w:id="0"/>
+      <w:r>
+        <w:rPr>
+          <w:rFonts w:hint="eastAsia"/>
+          <w:sz w:val="28"/>
+          <w:szCs w:val="28"/>
+          <w:lang w:val="en-US" w:eastAsia="zh-CN"/>
+        </w:rPr>
+        <w:t>tp，开朗、有活力，观察细致、对热点事件感知敏锐、嫉恶如仇，小有余钱（性格方面主要重侧面刻画，如出现的选项应符合女主人设，但文本中无需强调女主性格，太鲜明的性格让玩家没有代入感）</w:t>
       </w:r>
     </w:p>
     <w:p>
@@ -558,7 +568,6 @@
         <w:t>外形设计：出门在外时尚新潮，懂搭配；一个人在家剪视频、做数据、打游戏时比较休闲（准备至少两套立绘）</w:t>
       </w:r>
     </w:p>
-    <w:bookmarkEnd w:id="0"/>
     <w:p>
       <w:pPr>
         <w:rPr>
@@ -684,7 +693,7 @@
           <w:szCs w:val="28"/>
           <w:lang w:val="en-US" w:eastAsia="zh-CN"/>
         </w:rPr>
-        <w:t>性格：esfj，金毛系男友类型，高职业素养，成熟体贴、温柔有礼貌主打反差</w:t>
+        <w:t>性格：isfj，金毛系男友类型，高职业素养，成熟体贴、温柔有礼貌主打反差</w:t>
       </w:r>
     </w:p>
     <w:p>
@@ -876,7 +885,7 @@
           <w:szCs w:val="28"/>
           <w:lang w:val="en-US" w:eastAsia="zh-CN"/>
         </w:rPr>
-        <w:t>性格：istj，休闲之余喜欢打羽毛球，兄弟俩暗中较劲，直到意识到女主身边还有其他人会共同对外；</w:t>
+        <w:t>性格：estj，休闲之余喜欢打羽毛球，兄弟俩暗中较劲，直到意识到女主身边还有其他人会共同对外；</w:t>
       </w:r>
     </w:p>
     <w:p>
